--- a/bases/Wim_Mo/projects/IMDEV-9068 Ручной пересчет MV и WAP/ИТтестирование_9068.docx
+++ b/bases/Wim_Mo/projects/IMDEV-9068 Ручной пересчет MV и WAP/ИТтестирование_9068.docx
@@ -119,7 +119,8 @@
       </w:pPr>
       <w:r>
         <w:rPr>
-          <w:lang w:val="ru-RU"/>
+          <w:noProof/>
+          <w:lang w:val="ru-RU" w:eastAsia="ru-RU"/>
         </w:rPr>
         <w:drawing>
           <wp:inline distT="0" distB="0" distL="0" distR="0" wp14:anchorId="00D3397C" wp14:editId="395AE42B">
@@ -188,7 +189,8 @@
       </w:pPr>
       <w:r>
         <w:rPr>
-          <w:lang w:val="ru-RU"/>
+          <w:noProof/>
+          <w:lang w:val="ru-RU" w:eastAsia="ru-RU"/>
         </w:rPr>
         <w:drawing>
           <wp:inline distT="0" distB="0" distL="0" distR="0" wp14:anchorId="0C6A9894" wp14:editId="2BB481E3">
@@ -260,10 +262,10 @@
           <w:lang w:val="ru-RU"/>
         </w:rPr>
         <w:drawing>
-          <wp:inline distT="0" distB="0" distL="0" distR="0" wp14:anchorId="30F904C5" wp14:editId="02E32A68">
-            <wp:extent cx="6152515" cy="3065619"/>
-            <wp:effectExtent l="0" t="0" r="635" b="1905"/>
-            <wp:docPr id="3" name="Picture 3"/>
+          <wp:inline distT="0" distB="0" distL="0" distR="0" wp14:anchorId="10833CE0" wp14:editId="0E446C0C">
+            <wp:extent cx="6152515" cy="2886075"/>
+            <wp:effectExtent l="0" t="0" r="635" b="9525"/>
+            <wp:docPr id="5" name="Picture 5"/>
             <wp:cNvGraphicFramePr>
               <a:graphicFrameLocks xmlns:a="http://schemas.openxmlformats.org/drawingml/2006/main" noChangeAspect="1"/>
             </wp:cNvGraphicFramePr>
@@ -283,7 +285,7 @@
                   <pic:spPr>
                     <a:xfrm>
                       <a:off x="0" y="0"/>
-                      <a:ext cx="6157487" cy="3068096"/>
+                      <a:ext cx="6152515" cy="2886075"/>
                     </a:xfrm>
                     <a:prstGeom prst="rect">
                       <a:avLst/>
@@ -306,17 +308,209 @@
         <w:rPr>
           <w:lang w:val="ru-RU"/>
         </w:rPr>
-        <w:t xml:space="preserve">Старт : </w:t>
+        <w:t>Видно, что корректно запустились установленное в настройках количество фоновых заданий:</w:t>
+      </w:r>
+    </w:p>
+    <w:p>
+      <w:pPr>
+        <w:rPr>
+          <w:lang w:val="ru-RU"/>
+        </w:rPr>
+      </w:pPr>
+      <w:r>
+        <w:rPr>
+          <w:lang w:val="ru-RU"/>
+        </w:rPr>
+        <w:lastRenderedPageBreak/>
+        <w:drawing>
+          <wp:inline distT="0" distB="0" distL="0" distR="0" wp14:anchorId="19992D59" wp14:editId="3A500359">
+            <wp:extent cx="6152515" cy="968375"/>
+            <wp:effectExtent l="0" t="0" r="635" b="3175"/>
+            <wp:docPr id="6" name="Picture 6"/>
+            <wp:cNvGraphicFramePr>
+              <a:graphicFrameLocks xmlns:a="http://schemas.openxmlformats.org/drawingml/2006/main" noChangeAspect="1"/>
+            </wp:cNvGraphicFramePr>
+            <a:graphic xmlns:a="http://schemas.openxmlformats.org/drawingml/2006/main">
+              <a:graphicData uri="http://schemas.openxmlformats.org/drawingml/2006/picture">
+                <pic:pic xmlns:pic="http://schemas.openxmlformats.org/drawingml/2006/picture">
+                  <pic:nvPicPr>
+                    <pic:cNvPr id="1" name=""/>
+                    <pic:cNvPicPr/>
+                  </pic:nvPicPr>
+                  <pic:blipFill>
+                    <a:blip r:embed="rId8"/>
+                    <a:stretch>
+                      <a:fillRect/>
+                    </a:stretch>
+                  </pic:blipFill>
+                  <pic:spPr>
+                    <a:xfrm>
+                      <a:off x="0" y="0"/>
+                      <a:ext cx="6152515" cy="968375"/>
+                    </a:xfrm>
+                    <a:prstGeom prst="rect">
+                      <a:avLst/>
+                    </a:prstGeom>
+                  </pic:spPr>
+                </pic:pic>
+              </a:graphicData>
+            </a:graphic>
+          </wp:inline>
+        </w:drawing>
+      </w:r>
+    </w:p>
+    <w:p>
+      <w:pPr>
+        <w:rPr>
+          <w:lang w:val="ru-RU"/>
+        </w:rPr>
+      </w:pPr>
+    </w:p>
+    <w:p>
+      <w:pPr>
+        <w:rPr>
+          <w:lang w:val="ru-RU"/>
+        </w:rPr>
+      </w:pPr>
+      <w:r>
+        <w:rPr>
+          <w:lang w:val="ru-RU"/>
+        </w:rPr>
+        <w:drawing>
+          <wp:inline distT="0" distB="0" distL="0" distR="0" wp14:anchorId="139EA7D4" wp14:editId="138C8CE6">
+            <wp:extent cx="6152515" cy="904240"/>
+            <wp:effectExtent l="0" t="0" r="635" b="0"/>
+            <wp:docPr id="7" name="Picture 7"/>
+            <wp:cNvGraphicFramePr>
+              <a:graphicFrameLocks xmlns:a="http://schemas.openxmlformats.org/drawingml/2006/main" noChangeAspect="1"/>
+            </wp:cNvGraphicFramePr>
+            <a:graphic xmlns:a="http://schemas.openxmlformats.org/drawingml/2006/main">
+              <a:graphicData uri="http://schemas.openxmlformats.org/drawingml/2006/picture">
+                <pic:pic xmlns:pic="http://schemas.openxmlformats.org/drawingml/2006/picture">
+                  <pic:nvPicPr>
+                    <pic:cNvPr id="1" name=""/>
+                    <pic:cNvPicPr/>
+                  </pic:nvPicPr>
+                  <pic:blipFill>
+                    <a:blip r:embed="rId9"/>
+                    <a:stretch>
+                      <a:fillRect/>
+                    </a:stretch>
+                  </pic:blipFill>
+                  <pic:spPr>
+                    <a:xfrm>
+                      <a:off x="0" y="0"/>
+                      <a:ext cx="6152515" cy="904240"/>
+                    </a:xfrm>
+                    <a:prstGeom prst="rect">
+                      <a:avLst/>
+                    </a:prstGeom>
+                  </pic:spPr>
+                </pic:pic>
+              </a:graphicData>
+            </a:graphic>
+          </wp:inline>
+        </w:drawing>
+      </w:r>
+    </w:p>
+    <w:p>
+      <w:pPr>
+        <w:rPr>
+          <w:lang w:val="ru-RU"/>
+        </w:rPr>
+      </w:pPr>
+    </w:p>
+    <w:p>
+      <w:pPr>
+        <w:rPr>
+          <w:lang w:val="ru-RU"/>
+        </w:rPr>
+      </w:pPr>
+      <w:r>
+        <w:rPr>
+          <w:lang w:val="ru-RU"/>
+        </w:rPr>
+        <w:t xml:space="preserve">Запустим расчет </w:t>
+      </w:r>
+      <w:r>
+        <w:t>WAP</w:t>
+      </w:r>
+      <w:r>
+        <w:rPr>
+          <w:lang w:val="ru-RU"/>
+        </w:rPr>
+        <w:t>:</w:t>
+      </w:r>
+    </w:p>
+    <w:p>
+      <w:pPr>
+        <w:rPr>
+          <w:lang w:val="ru-RU"/>
+        </w:rPr>
+      </w:pPr>
+      <w:r>
+        <w:rPr>
+          <w:lang w:val="ru-RU"/>
+        </w:rPr>
+        <w:drawing>
+          <wp:inline distT="0" distB="0" distL="0" distR="0" wp14:anchorId="095D55E0" wp14:editId="702DDAB3">
+            <wp:extent cx="6152515" cy="767715"/>
+            <wp:effectExtent l="0" t="0" r="635" b="0"/>
+            <wp:docPr id="8" name="Picture 8"/>
+            <wp:cNvGraphicFramePr>
+              <a:graphicFrameLocks xmlns:a="http://schemas.openxmlformats.org/drawingml/2006/main" noChangeAspect="1"/>
+            </wp:cNvGraphicFramePr>
+            <a:graphic xmlns:a="http://schemas.openxmlformats.org/drawingml/2006/main">
+              <a:graphicData uri="http://schemas.openxmlformats.org/drawingml/2006/picture">
+                <pic:pic xmlns:pic="http://schemas.openxmlformats.org/drawingml/2006/picture">
+                  <pic:nvPicPr>
+                    <pic:cNvPr id="1" name=""/>
+                    <pic:cNvPicPr/>
+                  </pic:nvPicPr>
+                  <pic:blipFill>
+                    <a:blip r:embed="rId10"/>
+                    <a:stretch>
+                      <a:fillRect/>
+                    </a:stretch>
+                  </pic:blipFill>
+                  <pic:spPr>
+                    <a:xfrm>
+                      <a:off x="0" y="0"/>
+                      <a:ext cx="6152515" cy="767715"/>
+                    </a:xfrm>
+                    <a:prstGeom prst="rect">
+                      <a:avLst/>
+                    </a:prstGeom>
+                  </pic:spPr>
+                </pic:pic>
+              </a:graphicData>
+            </a:graphic>
+          </wp:inline>
+        </w:drawing>
+      </w:r>
+    </w:p>
+    <w:p>
+      <w:pPr>
+        <w:rPr>
+          <w:lang w:val="ru-RU"/>
+        </w:rPr>
+      </w:pPr>
+    </w:p>
+    <w:p>
+      <w:pPr>
+        <w:rPr>
+          <w:lang w:val="ru-RU"/>
+        </w:rPr>
+      </w:pPr>
+      <w:r>
+        <w:rPr>
+          <w:highlight w:val="lightGray"/>
+          <w:lang w:val="ru-RU"/>
+        </w:rPr>
+        <w:t>Вывод: ручной запуск теперь работает также в оптимизированном режиме</w:t>
       </w:r>
       <w:bookmarkStart w:id="0" w:name="_GoBack"/>
       <w:bookmarkEnd w:id="0"/>
-    </w:p>
-    <w:p>
-      <w:pPr>
-        <w:rPr>
-          <w:lang w:val="ru-RU"/>
-        </w:rPr>
-      </w:pPr>
     </w:p>
     <w:sectPr>
       <w:pgSz w:w="12240" w:h="15840"/>
